--- a/TS-Kramam/TS-5.2/TS 5.2 Sanskrit Krama Paatam Corrections.docx
+++ b/TS-Kramam/TS-5.2/TS 5.2 Sanskrit Krama Paatam Corrections.docx
@@ -5406,6 +5406,492 @@
                 <w:szCs w:val="40"/>
               </w:rPr>
               <w:t>hrÉqÉç |</w:t>
+            </w:r>
+          </w:p>
+        </w:tc>
+      </w:tr>
+      <w:tr>
+        <w:trPr>
+          <w:trHeight w:val="1685"/>
+        </w:trPr>
+        <w:tc>
+          <w:tcPr>
+            <w:tcW w:w="3906" w:type="dxa"/>
+          </w:tcPr>
+          <w:p>
+            <w:pPr>
+              <w:widowControl w:val="0"/>
+              <w:tabs>
+                <w:tab w:val="left" w:pos="993"/>
+              </w:tabs>
+              <w:autoSpaceDE w:val="0"/>
+              <w:autoSpaceDN w:val="0"/>
+              <w:adjustRightInd w:val="0"/>
+              <w:spacing w:before="0" w:line="240" w:lineRule="auto"/>
+              <w:ind w:right="297"/>
+              <w:rPr>
+                <w:rFonts w:cs="Arial"/>
+                <w:b/>
+                <w:color w:val="EE0000"/>
+                <w:sz w:val="28"/>
+                <w:szCs w:val="32"/>
+              </w:rPr>
+            </w:pPr>
+            <w:r>
+              <w:rPr>
+                <w:rFonts w:cs="Arial"/>
+                <w:b/>
+                <w:color w:val="EE0000"/>
+                <w:sz w:val="28"/>
+                <w:szCs w:val="32"/>
+              </w:rPr>
+              <w:t>T.S.5.2.</w:t>
+            </w:r>
+            <w:r>
+              <w:rPr>
+                <w:rFonts w:cs="Arial"/>
+                <w:b/>
+                <w:color w:val="EE0000"/>
+                <w:sz w:val="28"/>
+                <w:szCs w:val="32"/>
+              </w:rPr>
+              <w:t>9.3</w:t>
+            </w:r>
+            <w:r>
+              <w:rPr>
+                <w:rFonts w:cs="Arial"/>
+                <w:b/>
+                <w:color w:val="EE0000"/>
+                <w:sz w:val="28"/>
+                <w:szCs w:val="32"/>
+              </w:rPr>
+              <w:t xml:space="preserve"> – Kramam</w:t>
+            </w:r>
+          </w:p>
+          <w:p>
+            <w:pPr>
+              <w:widowControl w:val="0"/>
+              <w:tabs>
+                <w:tab w:val="left" w:pos="993"/>
+              </w:tabs>
+              <w:autoSpaceDE w:val="0"/>
+              <w:autoSpaceDN w:val="0"/>
+              <w:adjustRightInd w:val="0"/>
+              <w:spacing w:before="0" w:line="240" w:lineRule="auto"/>
+              <w:ind w:right="297"/>
+              <w:rPr>
+                <w:rFonts w:cs="Arial"/>
+                <w:b/>
+                <w:color w:val="EE0000"/>
+                <w:sz w:val="28"/>
+                <w:szCs w:val="32"/>
+                <w:lang w:val="it-IT"/>
+              </w:rPr>
+            </w:pPr>
+            <w:r>
+              <w:rPr>
+                <w:rFonts w:cs="Arial"/>
+                <w:b/>
+                <w:color w:val="EE0000"/>
+                <w:sz w:val="28"/>
+                <w:szCs w:val="32"/>
+                <w:lang w:val="it-IT"/>
+              </w:rPr>
+              <w:t xml:space="preserve">Krama Vaakyam No.– </w:t>
+            </w:r>
+            <w:r>
+              <w:rPr>
+                <w:rFonts w:cs="Arial"/>
+                <w:b/>
+                <w:color w:val="EE0000"/>
+                <w:sz w:val="28"/>
+                <w:szCs w:val="32"/>
+                <w:lang w:val="it-IT"/>
+              </w:rPr>
+              <w:t>42,43</w:t>
+            </w:r>
+          </w:p>
+          <w:p>
+            <w:pPr>
+              <w:widowControl w:val="0"/>
+              <w:tabs>
+                <w:tab w:val="left" w:pos="993"/>
+              </w:tabs>
+              <w:autoSpaceDE w:val="0"/>
+              <w:autoSpaceDN w:val="0"/>
+              <w:adjustRightInd w:val="0"/>
+              <w:spacing w:before="0" w:line="240" w:lineRule="auto"/>
+              <w:ind w:right="297"/>
+              <w:rPr>
+                <w:rFonts w:cs="Arial"/>
+                <w:b/>
+                <w:color w:val="EE0000"/>
+                <w:sz w:val="28"/>
+                <w:szCs w:val="28"/>
+                <w:lang w:val="it-IT"/>
+              </w:rPr>
+            </w:pPr>
+            <w:r>
+              <w:rPr>
+                <w:rFonts w:cs="Arial"/>
+                <w:b/>
+                <w:color w:val="EE0000"/>
+                <w:sz w:val="28"/>
+                <w:szCs w:val="32"/>
+                <w:lang w:val="it-IT"/>
+              </w:rPr>
+              <w:t>Panchaati No</w:t>
+            </w:r>
+            <w:r>
+              <w:rPr>
+                <w:rFonts w:cs="Arial"/>
+                <w:b/>
+                <w:color w:val="EE0000"/>
+                <w:szCs w:val="32"/>
+                <w:lang w:val="it-IT"/>
+              </w:rPr>
+              <w:t xml:space="preserve">. - </w:t>
+            </w:r>
+            <w:r>
+              <w:rPr>
+                <w:rFonts w:cs="Arial"/>
+                <w:b/>
+                <w:color w:val="EE0000"/>
+                <w:sz w:val="28"/>
+                <w:szCs w:val="32"/>
+                <w:lang w:val="it-IT"/>
+              </w:rPr>
+              <w:t>50</w:t>
+            </w:r>
+          </w:p>
+        </w:tc>
+        <w:tc>
+          <w:tcPr>
+            <w:tcW w:w="5103" w:type="dxa"/>
+          </w:tcPr>
+          <w:p>
+            <w:pPr>
+              <w:widowControl w:val="0"/>
+              <w:autoSpaceDE w:val="0"/>
+              <w:autoSpaceDN w:val="0"/>
+              <w:adjustRightInd w:val="0"/>
+              <w:spacing w:before="0" w:line="240" w:lineRule="auto"/>
+              <w:rPr>
+                <w:rFonts w:ascii="BRH Devanagari Extra" w:hAnsi="BRH Devanagari Extra" w:cs="BRH Devanagari Extra"/>
+                <w:color w:val="EE0000"/>
+                <w:sz w:val="40"/>
+                <w:szCs w:val="40"/>
+              </w:rPr>
+            </w:pPr>
+            <w:r>
+              <w:rPr>
+                <w:rFonts w:ascii="BRH Devanagari Extra" w:hAnsi="BRH Devanagari Extra" w:cs="BRH Devanagari Extra"/>
+                <w:color w:val="EE0000"/>
+                <w:sz w:val="40"/>
+                <w:szCs w:val="40"/>
+              </w:rPr>
+              <w:t>E</w:t>
+            </w:r>
+            <w:r>
+              <w:rPr>
+                <w:rFonts w:ascii="BRH Malayalam Extra" w:hAnsi="BRH Malayalam Extra" w:cs="BRH Devanagari Extra"/>
+                <w:color w:val="EE0000"/>
+                <w:sz w:val="32"/>
+                <w:szCs w:val="40"/>
+              </w:rPr>
+              <w:t>–</w:t>
+            </w:r>
+            <w:r>
+              <w:rPr>
+                <w:rFonts w:ascii="BRH Devanagari Extra" w:hAnsi="BRH Devanagari Extra" w:cs="BRH Devanagari Extra"/>
+                <w:color w:val="EE0000"/>
+                <w:sz w:val="40"/>
+                <w:szCs w:val="40"/>
+              </w:rPr>
+              <w:t>pÉrÉ</w:t>
+            </w:r>
+            <w:r>
+              <w:rPr>
+                <w:rFonts w:ascii="BRH Malayalam Extra" w:hAnsi="BRH Malayalam Extra" w:cs="BRH Devanagari Extra"/>
+                <w:color w:val="EE0000"/>
+                <w:sz w:val="32"/>
+                <w:szCs w:val="40"/>
+              </w:rPr>
+              <w:t>–</w:t>
+            </w:r>
+            <w:r>
+              <w:rPr>
+                <w:rFonts w:ascii="BRH Devanagari Extra" w:hAnsi="BRH Devanagari Extra" w:cs="BRH Devanagari Extra"/>
+                <w:color w:val="EE0000"/>
+                <w:sz w:val="40"/>
+                <w:szCs w:val="40"/>
+              </w:rPr>
+              <w:t>xrÉÉuÉþÂSè</w:t>
+            </w:r>
+            <w:r>
+              <w:rPr>
+                <w:rFonts w:ascii="BRH Devanagari Extra" w:hAnsi="BRH Devanagari Extra" w:cs="BRH Devanagari Extra"/>
+                <w:color w:val="EE0000"/>
+                <w:sz w:val="40"/>
+                <w:szCs w:val="40"/>
+                <w:highlight w:val="yellow"/>
+              </w:rPr>
+              <w:t>krÉ</w:t>
+            </w:r>
+            <w:r>
+              <w:rPr>
+                <w:rFonts w:ascii="BRH Devanagari Extra" w:hAnsi="BRH Devanagari Extra" w:cs="BRH Devanagari Extra"/>
+                <w:color w:val="EE0000"/>
+                <w:sz w:val="40"/>
+                <w:szCs w:val="40"/>
+              </w:rPr>
+              <w:t xml:space="preserve">å | </w:t>
+            </w:r>
+          </w:p>
+          <w:p>
+            <w:pPr>
+              <w:widowControl w:val="0"/>
+              <w:autoSpaceDE w:val="0"/>
+              <w:autoSpaceDN w:val="0"/>
+              <w:adjustRightInd w:val="0"/>
+              <w:spacing w:before="0" w:line="240" w:lineRule="auto"/>
+              <w:rPr>
+                <w:rFonts w:ascii="BRH Devanagari Extra" w:hAnsi="BRH Devanagari Extra" w:cs="BRH Devanagari Extra"/>
+                <w:color w:val="EE0000"/>
+                <w:sz w:val="40"/>
+                <w:szCs w:val="40"/>
+              </w:rPr>
+            </w:pPr>
+            <w:r>
+              <w:rPr>
+                <w:rFonts w:ascii="BRH Devanagari Extra" w:hAnsi="BRH Devanagari Extra" w:cs="BRH Devanagari Extra"/>
+                <w:color w:val="EE0000"/>
+                <w:sz w:val="40"/>
+                <w:szCs w:val="40"/>
+              </w:rPr>
+              <w:t>AuÉþÂSè</w:t>
+            </w:r>
+            <w:r>
+              <w:rPr>
+                <w:rFonts w:ascii="BRH Devanagari Extra" w:hAnsi="BRH Devanagari Extra" w:cs="BRH Devanagari Extra"/>
+                <w:color w:val="EE0000"/>
+                <w:sz w:val="40"/>
+                <w:szCs w:val="40"/>
+                <w:highlight w:val="yellow"/>
+              </w:rPr>
+              <w:t>kr</w:t>
+            </w:r>
+            <w:r>
+              <w:rPr>
+                <w:rFonts w:ascii="BRH Devanagari Extra" w:hAnsi="BRH Devanagari Extra" w:cs="BRH Devanagari Extra"/>
+                <w:color w:val="EE0000"/>
+                <w:sz w:val="40"/>
+                <w:szCs w:val="40"/>
+              </w:rPr>
+              <w:t>Éå mÉzÉÑzÉÏ</w:t>
+            </w:r>
+            <w:r>
+              <w:rPr>
+                <w:rFonts w:ascii="BRH Malayalam Extra" w:hAnsi="BRH Malayalam Extra" w:cs="BRH Devanagari Extra"/>
+                <w:color w:val="EE0000"/>
+                <w:sz w:val="32"/>
+                <w:szCs w:val="40"/>
+              </w:rPr>
+              <w:t>–</w:t>
+            </w:r>
+            <w:proofErr w:type="gramStart"/>
+            <w:r>
+              <w:rPr>
+                <w:rFonts w:ascii="BRH Devanagari Extra" w:hAnsi="BRH Devanagari Extra" w:cs="BRH Devanagari Extra"/>
+                <w:color w:val="EE0000"/>
+                <w:sz w:val="40"/>
+                <w:szCs w:val="40"/>
+              </w:rPr>
+              <w:t>Uç.</w:t>
+            </w:r>
+            <w:r>
+              <w:rPr>
+                <w:rFonts w:ascii="BRH Malayalam Extra" w:hAnsi="BRH Malayalam Extra" w:cs="BRH Devanagari Extra"/>
+                <w:color w:val="EE0000"/>
+                <w:sz w:val="32"/>
+                <w:szCs w:val="40"/>
+              </w:rPr>
+              <w:t>–</w:t>
+            </w:r>
+            <w:proofErr w:type="gramEnd"/>
+            <w:r>
+              <w:rPr>
+                <w:rFonts w:ascii="BRH Devanagari Extra" w:hAnsi="BRH Devanagari Extra" w:cs="BRH Devanagari Extra"/>
+                <w:color w:val="EE0000"/>
+                <w:sz w:val="40"/>
+                <w:szCs w:val="40"/>
+              </w:rPr>
+              <w:t>wÉÉÍhÉþ |</w:t>
+            </w:r>
+          </w:p>
+        </w:tc>
+        <w:tc>
+          <w:tcPr>
+            <w:tcW w:w="5386" w:type="dxa"/>
+          </w:tcPr>
+          <w:p>
+            <w:pPr>
+              <w:widowControl w:val="0"/>
+              <w:autoSpaceDE w:val="0"/>
+              <w:autoSpaceDN w:val="0"/>
+              <w:adjustRightInd w:val="0"/>
+              <w:spacing w:before="0" w:line="240" w:lineRule="auto"/>
+              <w:rPr>
+                <w:rFonts w:ascii="BRH Devanagari Extra" w:hAnsi="BRH Devanagari Extra" w:cs="BRH Devanagari Extra"/>
+                <w:color w:val="EE0000"/>
+                <w:sz w:val="40"/>
+                <w:szCs w:val="40"/>
+              </w:rPr>
+            </w:pPr>
+            <w:r>
+              <w:rPr>
+                <w:rFonts w:ascii="BRH Devanagari Extra" w:hAnsi="BRH Devanagari Extra" w:cs="BRH Devanagari Extra"/>
+                <w:color w:val="EE0000"/>
+                <w:sz w:val="40"/>
+                <w:szCs w:val="40"/>
+              </w:rPr>
+              <w:t>E</w:t>
+            </w:r>
+            <w:r>
+              <w:rPr>
+                <w:rFonts w:ascii="BRH Malayalam Extra" w:hAnsi="BRH Malayalam Extra" w:cs="BRH Devanagari Extra"/>
+                <w:color w:val="EE0000"/>
+                <w:sz w:val="32"/>
+                <w:szCs w:val="40"/>
+              </w:rPr>
+              <w:t>–</w:t>
+            </w:r>
+            <w:r>
+              <w:rPr>
+                <w:rFonts w:ascii="BRH Devanagari Extra" w:hAnsi="BRH Devanagari Extra" w:cs="BRH Devanagari Extra"/>
+                <w:color w:val="EE0000"/>
+                <w:sz w:val="40"/>
+                <w:szCs w:val="40"/>
+              </w:rPr>
+              <w:t>pÉrÉ</w:t>
+            </w:r>
+            <w:r>
+              <w:rPr>
+                <w:rFonts w:ascii="BRH Malayalam Extra" w:hAnsi="BRH Malayalam Extra" w:cs="BRH Devanagari Extra"/>
+                <w:color w:val="EE0000"/>
+                <w:sz w:val="32"/>
+                <w:szCs w:val="40"/>
+              </w:rPr>
+              <w:t>–</w:t>
+            </w:r>
+            <w:r>
+              <w:rPr>
+                <w:rFonts w:ascii="BRH Devanagari Extra" w:hAnsi="BRH Devanagari Extra" w:cs="BRH Devanagari Extra"/>
+                <w:color w:val="EE0000"/>
+                <w:sz w:val="40"/>
+                <w:szCs w:val="40"/>
+              </w:rPr>
+              <w:t>xrÉÉuÉþÂSè</w:t>
+            </w:r>
+            <w:r>
+              <w:rPr>
+                <w:rFonts w:ascii="BRH Devanagari Extra" w:hAnsi="BRH Devanagari Extra" w:cs="BRH Devanagari Extra"/>
+                <w:color w:val="EE0000"/>
+                <w:sz w:val="40"/>
+                <w:szCs w:val="40"/>
+                <w:highlight w:val="green"/>
+              </w:rPr>
+              <w:t>krÉ</w:t>
+            </w:r>
+            <w:r>
+              <w:rPr>
+                <w:rFonts w:ascii="BRH Devanagari Extra" w:hAnsi="BRH Devanagari Extra" w:cs="BRH Devanagari Extra"/>
+                <w:color w:val="EE0000"/>
+                <w:sz w:val="40"/>
+                <w:szCs w:val="40"/>
+              </w:rPr>
+              <w:t xml:space="preserve">æ | </w:t>
+            </w:r>
+          </w:p>
+          <w:p>
+            <w:pPr>
+              <w:widowControl w:val="0"/>
+              <w:autoSpaceDE w:val="0"/>
+              <w:autoSpaceDN w:val="0"/>
+              <w:adjustRightInd w:val="0"/>
+              <w:spacing w:before="0" w:line="240" w:lineRule="auto"/>
+              <w:rPr>
+                <w:rFonts w:ascii="BRH Devanagari Extra" w:hAnsi="BRH Devanagari Extra" w:cs="BRH Devanagari Extra"/>
+                <w:color w:val="EE0000"/>
+                <w:sz w:val="40"/>
+                <w:szCs w:val="40"/>
+              </w:rPr>
+            </w:pPr>
+            <w:r>
+              <w:rPr>
+                <w:rFonts w:ascii="BRH Devanagari Extra" w:hAnsi="BRH Devanagari Extra" w:cs="BRH Devanagari Extra"/>
+                <w:color w:val="EE0000"/>
+                <w:sz w:val="40"/>
+                <w:szCs w:val="40"/>
+              </w:rPr>
+              <w:t>AuÉþÂSè</w:t>
+            </w:r>
+            <w:r>
+              <w:rPr>
+                <w:rFonts w:ascii="BRH Devanagari Extra" w:hAnsi="BRH Devanagari Extra" w:cs="BRH Devanagari Extra"/>
+                <w:color w:val="EE0000"/>
+                <w:sz w:val="40"/>
+                <w:szCs w:val="40"/>
+                <w:highlight w:val="green"/>
+              </w:rPr>
+              <w:t>krÉ</w:t>
+            </w:r>
+            <w:r>
+              <w:rPr>
+                <w:rFonts w:ascii="BRH Devanagari Extra" w:hAnsi="BRH Devanagari Extra" w:cs="BRH Devanagari Extra"/>
+                <w:color w:val="EE0000"/>
+                <w:sz w:val="40"/>
+                <w:szCs w:val="40"/>
+              </w:rPr>
+              <w:t>æ mÉzÉÑzÉÏ</w:t>
+            </w:r>
+            <w:r>
+              <w:rPr>
+                <w:rFonts w:ascii="BRH Malayalam Extra" w:hAnsi="BRH Malayalam Extra" w:cs="BRH Devanagari Extra"/>
+                <w:color w:val="EE0000"/>
+                <w:sz w:val="32"/>
+                <w:szCs w:val="40"/>
+              </w:rPr>
+              <w:t>–</w:t>
+            </w:r>
+            <w:proofErr w:type="gramStart"/>
+            <w:r>
+              <w:rPr>
+                <w:rFonts w:ascii="BRH Devanagari Extra" w:hAnsi="BRH Devanagari Extra" w:cs="BRH Devanagari Extra"/>
+                <w:color w:val="EE0000"/>
+                <w:sz w:val="40"/>
+                <w:szCs w:val="40"/>
+              </w:rPr>
+              <w:t>Uç.</w:t>
+            </w:r>
+            <w:r>
+              <w:rPr>
+                <w:rFonts w:ascii="BRH Malayalam Extra" w:hAnsi="BRH Malayalam Extra" w:cs="BRH Devanagari Extra"/>
+                <w:color w:val="EE0000"/>
+                <w:sz w:val="32"/>
+                <w:szCs w:val="40"/>
+              </w:rPr>
+              <w:t>–</w:t>
+            </w:r>
+            <w:proofErr w:type="gramEnd"/>
+            <w:r>
+              <w:rPr>
+                <w:rFonts w:ascii="BRH Devanagari Extra" w:hAnsi="BRH Devanagari Extra" w:cs="BRH Devanagari Extra"/>
+                <w:color w:val="EE0000"/>
+                <w:sz w:val="40"/>
+                <w:szCs w:val="40"/>
+              </w:rPr>
+              <w:t>wÉÉÍhÉþ |</w:t>
             </w:r>
           </w:p>
         </w:tc>
@@ -6190,6 +6676,7 @@
                 <w:sz w:val="32"/>
                 <w:szCs w:val="32"/>
               </w:rPr>
+              <w:lastRenderedPageBreak/>
               <w:t>Reference</w:t>
             </w:r>
           </w:p>
@@ -6216,6 +6703,7 @@
                 <w:sz w:val="32"/>
                 <w:szCs w:val="32"/>
               </w:rPr>
+              <w:lastRenderedPageBreak/>
               <w:t>As Printed</w:t>
             </w:r>
           </w:p>
@@ -6524,7 +7012,6 @@
                 <w:sz w:val="28"/>
                 <w:szCs w:val="32"/>
               </w:rPr>
-              <w:lastRenderedPageBreak/>
               <w:t>T.S.5.2.4.2</w:t>
             </w:r>
             <w:r>
@@ -8499,7 +8986,6 @@
           <w:szCs w:val="32"/>
           <w:u w:val="single"/>
         </w:rPr>
-        <w:lastRenderedPageBreak/>
         <w:t xml:space="preserve">TS </w:t>
       </w:r>
       <w:r>
@@ -10267,6 +10753,7 @@
                 <w:sz w:val="28"/>
                 <w:szCs w:val="32"/>
               </w:rPr>
+              <w:lastRenderedPageBreak/>
               <w:t>T.S.5.2.8.6 – Kramam</w:t>
             </w:r>
           </w:p>
@@ -10676,7 +11163,6 @@
                 <w:sz w:val="28"/>
                 <w:szCs w:val="32"/>
               </w:rPr>
-              <w:lastRenderedPageBreak/>
               <w:t>T.S.5.2.9.2 – Kramam</w:t>
             </w:r>
           </w:p>

--- a/TS-Kramam/TS-5.2/TS 5.2 Sanskrit Krama Paatam Corrections.docx
+++ b/TS-Kramam/TS-5.2/TS 5.2 Sanskrit Krama Paatam Corrections.docx
@@ -5445,27 +5445,7 @@
                 <w:sz w:val="28"/>
                 <w:szCs w:val="32"/>
               </w:rPr>
-              <w:t>T.S.5.2.</w:t>
-            </w:r>
-            <w:r>
-              <w:rPr>
-                <w:rFonts w:cs="Arial"/>
-                <w:b/>
-                <w:color w:val="EE0000"/>
-                <w:sz w:val="28"/>
-                <w:szCs w:val="32"/>
-              </w:rPr>
-              <w:t>9.3</w:t>
-            </w:r>
-            <w:r>
-              <w:rPr>
-                <w:rFonts w:cs="Arial"/>
-                <w:b/>
-                <w:color w:val="EE0000"/>
-                <w:sz w:val="28"/>
-                <w:szCs w:val="32"/>
-              </w:rPr>
-              <w:t xml:space="preserve"> – Kramam</w:t>
+              <w:t>T.S.5.2.9.3 – Kramam</w:t>
             </w:r>
           </w:p>
           <w:p>
@@ -5485,7 +5465,7 @@
                 <w:color w:val="EE0000"/>
                 <w:sz w:val="28"/>
                 <w:szCs w:val="32"/>
-                <w:lang w:val="it-IT"/>
+                <w:lang w:val="en-IN"/>
               </w:rPr>
             </w:pPr>
             <w:r>
@@ -5495,20 +5475,9 @@
                 <w:color w:val="EE0000"/>
                 <w:sz w:val="28"/>
                 <w:szCs w:val="32"/>
-                <w:lang w:val="it-IT"/>
-              </w:rPr>
-              <w:t xml:space="preserve">Krama Vaakyam No.– </w:t>
-            </w:r>
-            <w:r>
-              <w:rPr>
-                <w:rFonts w:cs="Arial"/>
-                <w:b/>
-                <w:color w:val="EE0000"/>
-                <w:sz w:val="28"/>
-                <w:szCs w:val="32"/>
-                <w:lang w:val="it-IT"/>
-              </w:rPr>
-              <w:t>42,43</w:t>
+                <w:lang w:val="en-IN"/>
+              </w:rPr>
+              <w:t>Krama Vaakyam No.– 42,43</w:t>
             </w:r>
           </w:p>
           <w:p>
@@ -6456,6 +6425,423 @@
                 <w:szCs w:val="40"/>
               </w:rPr>
               <w:t>ÍqÉÌiÉþ xÉqÉçÆrÉiÉç - iuÉqÉç |</w:t>
+            </w:r>
+          </w:p>
+        </w:tc>
+      </w:tr>
+      <w:tr>
+        <w:trPr>
+          <w:trHeight w:val="1044"/>
+        </w:trPr>
+        <w:tc>
+          <w:tcPr>
+            <w:tcW w:w="3906" w:type="dxa"/>
+          </w:tcPr>
+          <w:p>
+            <w:pPr>
+              <w:widowControl w:val="0"/>
+              <w:tabs>
+                <w:tab w:val="left" w:pos="993"/>
+              </w:tabs>
+              <w:autoSpaceDE w:val="0"/>
+              <w:autoSpaceDN w:val="0"/>
+              <w:adjustRightInd w:val="0"/>
+              <w:spacing w:before="0" w:line="240" w:lineRule="auto"/>
+              <w:ind w:right="297"/>
+              <w:rPr>
+                <w:rFonts w:cs="Arial"/>
+                <w:b/>
+                <w:color w:val="EE0000"/>
+                <w:sz w:val="28"/>
+                <w:szCs w:val="32"/>
+              </w:rPr>
+            </w:pPr>
+            <w:r>
+              <w:rPr>
+                <w:rFonts w:cs="Arial"/>
+                <w:b/>
+                <w:color w:val="EE0000"/>
+                <w:sz w:val="28"/>
+                <w:szCs w:val="32"/>
+              </w:rPr>
+              <w:t>T.S.5.2.</w:t>
+            </w:r>
+            <w:r>
+              <w:rPr>
+                <w:rFonts w:cs="Arial"/>
+                <w:b/>
+                <w:color w:val="EE0000"/>
+                <w:sz w:val="28"/>
+                <w:szCs w:val="32"/>
+              </w:rPr>
+              <w:t>11.1</w:t>
+            </w:r>
+            <w:r>
+              <w:rPr>
+                <w:rFonts w:cs="Arial"/>
+                <w:b/>
+                <w:color w:val="EE0000"/>
+                <w:sz w:val="28"/>
+                <w:szCs w:val="32"/>
+              </w:rPr>
+              <w:t xml:space="preserve"> – Kramam</w:t>
+            </w:r>
+          </w:p>
+          <w:p>
+            <w:pPr>
+              <w:widowControl w:val="0"/>
+              <w:tabs>
+                <w:tab w:val="left" w:pos="993"/>
+              </w:tabs>
+              <w:autoSpaceDE w:val="0"/>
+              <w:autoSpaceDN w:val="0"/>
+              <w:adjustRightInd w:val="0"/>
+              <w:spacing w:before="0" w:line="240" w:lineRule="auto"/>
+              <w:ind w:right="297"/>
+              <w:rPr>
+                <w:rFonts w:cs="Arial"/>
+                <w:b/>
+                <w:color w:val="EE0000"/>
+                <w:sz w:val="28"/>
+                <w:szCs w:val="32"/>
+                <w:lang w:val="en-IN"/>
+              </w:rPr>
+            </w:pPr>
+            <w:r>
+              <w:rPr>
+                <w:rFonts w:cs="Arial"/>
+                <w:b/>
+                <w:color w:val="EE0000"/>
+                <w:sz w:val="28"/>
+                <w:szCs w:val="32"/>
+                <w:lang w:val="en-IN"/>
+              </w:rPr>
+              <w:t xml:space="preserve">Krama Vaakyam No.– </w:t>
+            </w:r>
+            <w:r>
+              <w:rPr>
+                <w:rFonts w:cs="Arial"/>
+                <w:b/>
+                <w:color w:val="EE0000"/>
+                <w:sz w:val="28"/>
+                <w:szCs w:val="32"/>
+                <w:lang w:val="en-IN"/>
+              </w:rPr>
+              <w:t>3</w:t>
+            </w:r>
+            <w:r>
+              <w:rPr>
+                <w:rFonts w:cs="Arial"/>
+                <w:b/>
+                <w:color w:val="EE0000"/>
+                <w:sz w:val="28"/>
+                <w:szCs w:val="32"/>
+                <w:lang w:val="en-IN"/>
+              </w:rPr>
+              <w:t>9</w:t>
+            </w:r>
+          </w:p>
+          <w:p>
+            <w:pPr>
+              <w:widowControl w:val="0"/>
+              <w:tabs>
+                <w:tab w:val="left" w:pos="993"/>
+              </w:tabs>
+              <w:autoSpaceDE w:val="0"/>
+              <w:autoSpaceDN w:val="0"/>
+              <w:adjustRightInd w:val="0"/>
+              <w:spacing w:before="0" w:line="240" w:lineRule="auto"/>
+              <w:ind w:right="297"/>
+              <w:rPr>
+                <w:rFonts w:cs="Arial"/>
+                <w:b/>
+                <w:color w:val="EE0000"/>
+                <w:sz w:val="28"/>
+                <w:szCs w:val="28"/>
+              </w:rPr>
+            </w:pPr>
+            <w:r>
+              <w:rPr>
+                <w:rFonts w:cs="Arial"/>
+                <w:b/>
+                <w:color w:val="EE0000"/>
+                <w:sz w:val="28"/>
+                <w:szCs w:val="32"/>
+                <w:lang w:val="it-IT"/>
+              </w:rPr>
+              <w:t>Panchaati No</w:t>
+            </w:r>
+            <w:r>
+              <w:rPr>
+                <w:rFonts w:cs="Arial"/>
+                <w:b/>
+                <w:color w:val="EE0000"/>
+                <w:szCs w:val="32"/>
+                <w:lang w:val="it-IT"/>
+              </w:rPr>
+              <w:t xml:space="preserve">. - </w:t>
+            </w:r>
+            <w:r>
+              <w:rPr>
+                <w:rFonts w:cs="Arial"/>
+                <w:b/>
+                <w:color w:val="EE0000"/>
+                <w:sz w:val="28"/>
+                <w:szCs w:val="32"/>
+                <w:lang w:val="it-IT"/>
+              </w:rPr>
+              <w:t>61</w:t>
+            </w:r>
+          </w:p>
+        </w:tc>
+        <w:tc>
+          <w:tcPr>
+            <w:tcW w:w="5103" w:type="dxa"/>
+          </w:tcPr>
+          <w:p>
+            <w:pPr>
+              <w:widowControl w:val="0"/>
+              <w:autoSpaceDE w:val="0"/>
+              <w:autoSpaceDN w:val="0"/>
+              <w:adjustRightInd w:val="0"/>
+              <w:spacing w:before="0" w:line="240" w:lineRule="auto"/>
+              <w:ind w:right="-90"/>
+              <w:rPr>
+                <w:rFonts w:ascii="BRH Devanagari Extra" w:hAnsi="BRH Devanagari Extra" w:cs="BRH Devanagari Extra"/>
+                <w:color w:val="EE0000"/>
+                <w:sz w:val="40"/>
+                <w:szCs w:val="40"/>
+              </w:rPr>
+            </w:pPr>
+            <w:r>
+              <w:rPr>
+                <w:rFonts w:ascii="BRH Devanagari Extra" w:hAnsi="BRH Devanagari Extra" w:cs="BRH Devanagari Extra"/>
+                <w:color w:val="EE0000"/>
+                <w:sz w:val="40"/>
+                <w:szCs w:val="40"/>
+              </w:rPr>
+              <w:t>qÉå</w:t>
+            </w:r>
+            <w:r>
+              <w:rPr>
+                <w:rFonts w:ascii="BRH Devanagari RN" w:hAnsi="BRH Devanagari RN" w:cs="BRH Devanagari RN"/>
+                <w:color w:val="EE0000"/>
+                <w:sz w:val="40"/>
+                <w:szCs w:val="40"/>
+                <w:highlight w:val="yellow"/>
+                <w:lang w:bidi="ml-IN"/>
+              </w:rPr>
+              <w:t>Sè</w:t>
+            </w:r>
+            <w:r>
+              <w:rPr>
+                <w:rFonts w:ascii="BRH Devanagari Extra" w:hAnsi="BRH Devanagari Extra" w:cs="BRH Devanagari Extra"/>
+                <w:color w:val="EE0000"/>
+                <w:sz w:val="40"/>
+                <w:szCs w:val="40"/>
+                <w:highlight w:val="yellow"/>
+              </w:rPr>
+              <w:t>kr</w:t>
+            </w:r>
+            <w:r>
+              <w:rPr>
+                <w:rFonts w:ascii="BRH Devanagari Extra" w:hAnsi="BRH Devanagari Extra" w:cs="BRH Devanagari Extra"/>
+                <w:color w:val="EE0000"/>
+                <w:sz w:val="40"/>
+                <w:szCs w:val="40"/>
+              </w:rPr>
+              <w:t>ÉÉþ ÌuÉ</w:t>
+            </w:r>
+            <w:r>
+              <w:rPr>
+                <w:rFonts w:ascii="BRH Malayalam Extra" w:hAnsi="BRH Malayalam Extra" w:cs="BRH Devanagari Extra"/>
+                <w:color w:val="EE0000"/>
+                <w:sz w:val="32"/>
+                <w:szCs w:val="40"/>
+              </w:rPr>
+              <w:t>–</w:t>
+            </w:r>
+            <w:r>
+              <w:rPr>
+                <w:rFonts w:ascii="BRH Devanagari Extra" w:hAnsi="BRH Devanagari Extra" w:cs="BRH Devanagari Extra"/>
+                <w:color w:val="EE0000"/>
+                <w:sz w:val="40"/>
+                <w:szCs w:val="40"/>
+              </w:rPr>
+              <w:t>±ÑiÉþÈ | ÌuÉ</w:t>
+            </w:r>
+            <w:r>
+              <w:rPr>
+                <w:rFonts w:ascii="BRH Malayalam Extra" w:hAnsi="BRH Malayalam Extra" w:cs="BRH Devanagari Extra"/>
+                <w:color w:val="EE0000"/>
+                <w:sz w:val="32"/>
+                <w:szCs w:val="40"/>
+              </w:rPr>
+              <w:t>–</w:t>
+            </w:r>
+            <w:r>
+              <w:rPr>
+                <w:rFonts w:ascii="BRH Devanagari Extra" w:hAnsi="BRH Devanagari Extra" w:cs="BRH Devanagari Extra"/>
+                <w:color w:val="EE0000"/>
+                <w:sz w:val="40"/>
+                <w:szCs w:val="40"/>
+              </w:rPr>
+              <w:t>±ÑiÉÉå</w:t>
+            </w:r>
+            <w:r>
+              <w:rPr>
+                <w:rFonts w:ascii="BRH Malayalam Extra" w:hAnsi="BRH Malayalam Extra" w:cs="BRH Devanagari Extra"/>
+                <w:color w:val="EE0000"/>
+                <w:sz w:val="32"/>
+                <w:szCs w:val="40"/>
+              </w:rPr>
+              <w:t>–</w:t>
+            </w:r>
+            <w:r>
+              <w:rPr>
+                <w:rFonts w:ascii="BRH Devanagari Extra" w:hAnsi="BRH Devanagari Extra" w:cs="BRH Devanagari Extra"/>
+                <w:color w:val="EE0000"/>
+                <w:sz w:val="40"/>
+                <w:szCs w:val="40"/>
+              </w:rPr>
+              <w:t xml:space="preserve"> uÉÉcÉþÈ |</w:t>
+            </w:r>
+          </w:p>
+        </w:tc>
+        <w:tc>
+          <w:tcPr>
+            <w:tcW w:w="5386" w:type="dxa"/>
+          </w:tcPr>
+          <w:p>
+            <w:pPr>
+              <w:widowControl w:val="0"/>
+              <w:autoSpaceDE w:val="0"/>
+              <w:autoSpaceDN w:val="0"/>
+              <w:adjustRightInd w:val="0"/>
+              <w:spacing w:before="0" w:line="240" w:lineRule="auto"/>
+              <w:ind w:right="-90"/>
+              <w:rPr>
+                <w:rFonts w:ascii="BRH Devanagari Extra" w:hAnsi="BRH Devanagari Extra" w:cs="BRH Devanagari Extra"/>
+                <w:color w:val="EE0000"/>
+                <w:sz w:val="40"/>
+                <w:szCs w:val="40"/>
+              </w:rPr>
+            </w:pPr>
+            <w:r>
+              <w:rPr>
+                <w:rFonts w:ascii="BRH Devanagari Extra" w:hAnsi="BRH Devanagari Extra" w:cs="BRH Devanagari Extra"/>
+                <w:color w:val="EE0000"/>
+                <w:sz w:val="40"/>
+                <w:szCs w:val="40"/>
+              </w:rPr>
+              <w:t>qÉå</w:t>
+            </w:r>
+            <w:r>
+              <w:rPr>
+                <w:rFonts w:ascii="BRH Devanagari Extra" w:hAnsi="BRH Devanagari Extra" w:cs="BRH Devanagari Extra"/>
+                <w:color w:val="EE0000"/>
+                <w:sz w:val="40"/>
+                <w:szCs w:val="40"/>
+                <w:highlight w:val="green"/>
+              </w:rPr>
+              <w:t>bÉ</w:t>
+            </w:r>
+            <w:r>
+              <w:rPr>
+                <w:rFonts w:ascii="BRH Devanagari Extra" w:hAnsi="BRH Devanagari Extra" w:cs="BRH Devanagari Extra"/>
+                <w:color w:val="EE0000"/>
+                <w:sz w:val="40"/>
+                <w:szCs w:val="40"/>
+              </w:rPr>
+              <w:t>çrÉÉþ ÌuÉ</w:t>
+            </w:r>
+            <w:r>
+              <w:rPr>
+                <w:rFonts w:ascii="BRH Malayalam Extra" w:hAnsi="BRH Malayalam Extra" w:cs="BRH Devanagari Extra"/>
+                <w:color w:val="EE0000"/>
+                <w:sz w:val="32"/>
+                <w:szCs w:val="40"/>
+              </w:rPr>
+              <w:t>–</w:t>
+            </w:r>
+            <w:r>
+              <w:rPr>
+                <w:rFonts w:ascii="BRH Devanagari Extra" w:hAnsi="BRH Devanagari Extra" w:cs="BRH Devanagari Extra"/>
+                <w:color w:val="EE0000"/>
+                <w:sz w:val="40"/>
+                <w:szCs w:val="40"/>
+              </w:rPr>
+              <w:t>±ÑiÉþÈ | ÌuÉ</w:t>
+            </w:r>
+            <w:r>
+              <w:rPr>
+                <w:rFonts w:ascii="BRH Malayalam Extra" w:hAnsi="BRH Malayalam Extra" w:cs="BRH Devanagari Extra"/>
+                <w:color w:val="EE0000"/>
+                <w:sz w:val="32"/>
+                <w:szCs w:val="40"/>
+              </w:rPr>
+              <w:t>–</w:t>
+            </w:r>
+            <w:r>
+              <w:rPr>
+                <w:rFonts w:ascii="BRH Devanagari Extra" w:hAnsi="BRH Devanagari Extra" w:cs="BRH Devanagari Extra"/>
+                <w:color w:val="EE0000"/>
+                <w:sz w:val="40"/>
+                <w:szCs w:val="40"/>
+              </w:rPr>
+              <w:t>±ÑiÉÉå</w:t>
+            </w:r>
+            <w:r>
+              <w:rPr>
+                <w:rFonts w:ascii="BRH Malayalam Extra" w:hAnsi="BRH Malayalam Extra" w:cs="BRH Devanagari Extra"/>
+                <w:color w:val="EE0000"/>
+                <w:sz w:val="32"/>
+                <w:szCs w:val="40"/>
+              </w:rPr>
+              <w:t>–</w:t>
+            </w:r>
+            <w:r>
+              <w:rPr>
+                <w:rFonts w:ascii="BRH Devanagari Extra" w:hAnsi="BRH Devanagari Extra" w:cs="BRH Devanagari Extra"/>
+                <w:color w:val="EE0000"/>
+                <w:sz w:val="40"/>
+                <w:szCs w:val="40"/>
+              </w:rPr>
+              <w:t xml:space="preserve"> uÉÉcÉþÈ |</w:t>
+            </w:r>
+            <w:r>
+              <w:rPr>
+                <w:rFonts w:ascii="BRH Devanagari Extra" w:hAnsi="BRH Devanagari Extra" w:cs="BRH Devanagari Extra"/>
+                <w:color w:val="EE0000"/>
+                <w:sz w:val="40"/>
+                <w:szCs w:val="40"/>
+              </w:rPr>
+              <w:t xml:space="preserve"> </w:t>
+            </w:r>
+          </w:p>
+          <w:p>
+            <w:pPr>
+              <w:widowControl w:val="0"/>
+              <w:autoSpaceDE w:val="0"/>
+              <w:autoSpaceDN w:val="0"/>
+              <w:adjustRightInd w:val="0"/>
+              <w:spacing w:before="0" w:line="240" w:lineRule="auto"/>
+              <w:ind w:right="-90"/>
+              <w:rPr>
+                <w:rFonts w:ascii="BRH Devanagari Extra" w:hAnsi="BRH Devanagari Extra" w:cs="BRH Devanagari Extra"/>
+                <w:color w:val="EE0000"/>
+                <w:sz w:val="40"/>
+                <w:szCs w:val="40"/>
+              </w:rPr>
+            </w:pPr>
+            <w:r>
+              <w:rPr>
+                <w:rFonts w:cs="Arial"/>
+                <w:color w:val="EE0000"/>
+                <w:sz w:val="40"/>
+                <w:szCs w:val="40"/>
+              </w:rPr>
+              <w:t>(it is gha)</w:t>
             </w:r>
           </w:p>
         </w:tc>
@@ -6502,6 +6888,7 @@
           <w:szCs w:val="32"/>
           <w:u w:val="single"/>
         </w:rPr>
+        <w:lastRenderedPageBreak/>
         <w:t xml:space="preserve">TS </w:t>
       </w:r>
       <w:r>
@@ -6676,7 +7063,6 @@
                 <w:sz w:val="32"/>
                 <w:szCs w:val="32"/>
               </w:rPr>
-              <w:lastRenderedPageBreak/>
               <w:t>Reference</w:t>
             </w:r>
           </w:p>
@@ -6703,7 +7089,6 @@
                 <w:sz w:val="32"/>
                 <w:szCs w:val="32"/>
               </w:rPr>
-              <w:lastRenderedPageBreak/>
               <w:t>As Printed</w:t>
             </w:r>
           </w:p>
@@ -10318,6 +10703,7 @@
                 <w:sz w:val="28"/>
                 <w:szCs w:val="32"/>
               </w:rPr>
+              <w:lastRenderedPageBreak/>
               <w:t>T.S.5.2.8.4 – Kramam</w:t>
             </w:r>
           </w:p>
@@ -10753,7 +11139,6 @@
                 <w:sz w:val="28"/>
                 <w:szCs w:val="32"/>
               </w:rPr>
-              <w:lastRenderedPageBreak/>
               <w:t>T.S.5.2.8.6 – Kramam</w:t>
             </w:r>
           </w:p>
@@ -12405,6 +12790,7 @@
                 <w:sz w:val="32"/>
                 <w:szCs w:val="32"/>
               </w:rPr>
+              <w:lastRenderedPageBreak/>
               <w:t>Reference</w:t>
             </w:r>
           </w:p>
@@ -12427,6 +12813,7 @@
                 <w:sz w:val="32"/>
                 <w:szCs w:val="32"/>
               </w:rPr>
+              <w:lastRenderedPageBreak/>
               <w:t>As Printed</w:t>
             </w:r>
           </w:p>
